--- a/Semester 2/Client Project Idea.docx
+++ b/Semester 2/Client Project Idea.docx
@@ -5,16 +5,33 @@
     <w:p>
       <w:pPr>
         <w:shd w:val="clear" w:color="auto" w:fill="FFFFFF"/>
+        <w:spacing w:after="0" w:line="300" w:lineRule="atLeast"/>
+        <w:rPr>
+          <w:rFonts w:ascii="Google Sans" w:eastAsia="Times New Roman" w:hAnsi="Google Sans" w:cs="Times New Roman"/>
+          <w:b/>
+          <w:bCs/>
+          <w:color w:val="FF0000"/>
+          <w:sz w:val="21"/>
+          <w:szCs w:val="21"/>
+        </w:rPr>
+      </w:pPr>
+      <w:r>
+        <w:rPr>
+          <w:rFonts w:ascii="Google Sans" w:eastAsia="Times New Roman" w:hAnsi="Google Sans" w:cs="Times New Roman"/>
+          <w:b/>
+          <w:bCs/>
+          <w:color w:val="FF0000"/>
+          <w:sz w:val="21"/>
+          <w:szCs w:val="21"/>
+        </w:rPr>
+        <w:t>Feedback: not using AWS and not using PostgreSQL</w:t>
+      </w:r>
+    </w:p>
+    <w:p>
+      <w:pPr>
+        <w:shd w:val="clear" w:color="auto" w:fill="FFFFFF"/>
         <w:spacing w:after="0" w:line="780" w:lineRule="atLeast"/>
         <w:outlineLvl w:val="1"/>
-        <w:rPr>
-          <w:rFonts w:ascii="Google Sans" w:eastAsia="Times New Roman" w:hAnsi="Google Sans" w:cs="Times New Roman"/>
-          <w:color w:val="131314"/>
-          <w:sz w:val="36"/>
-          <w:szCs w:val="36"/>
-        </w:rPr>
-      </w:pPr>
-      <w:r>
         <w:rPr>
           <w:rFonts w:ascii="Google Sans" w:eastAsia="Times New Roman" w:hAnsi="Google Sans" w:cs="Times New Roman"/>
           <w:b/>
@@ -24,8 +41,22 @@
           <w:szCs w:val="36"/>
           <w:highlight w:val="yellow"/>
         </w:rPr>
-        <w:t xml:space="preserve">Project Idea: </w:t>
-      </w:r>
+      </w:pPr>
+    </w:p>
+    <w:p>
+      <w:pPr>
+        <w:shd w:val="clear" w:color="auto" w:fill="FFFFFF"/>
+        <w:spacing w:after="0" w:line="780" w:lineRule="atLeast"/>
+        <w:outlineLvl w:val="1"/>
+        <w:rPr>
+          <w:rFonts w:ascii="Google Sans" w:eastAsia="Times New Roman" w:hAnsi="Google Sans" w:cs="Times New Roman"/>
+          <w:color w:val="131314"/>
+          <w:sz w:val="36"/>
+          <w:szCs w:val="36"/>
+        </w:rPr>
+      </w:pPr>
+      <w:bookmarkStart w:id="0" w:name="_GoBack"/>
+      <w:bookmarkEnd w:id="0"/>
       <w:r>
         <w:rPr>
           <w:rFonts w:ascii="Google Sans" w:eastAsia="Times New Roman" w:hAnsi="Google Sans" w:cs="Times New Roman"/>
@@ -36,9 +67,8 @@
           <w:szCs w:val="36"/>
           <w:highlight w:val="yellow"/>
         </w:rPr>
-        <w:t>Client &amp; Project Organizer – "</w:t>
-      </w:r>
-      <w:proofErr w:type="spellStart"/>
+        <w:t xml:space="preserve">Project Idea: </w:t>
+      </w:r>
       <w:r>
         <w:rPr>
           <w:rFonts w:ascii="Google Sans" w:eastAsia="Times New Roman" w:hAnsi="Google Sans" w:cs="Times New Roman"/>
@@ -49,9 +79,9 @@
           <w:szCs w:val="36"/>
           <w:highlight w:val="yellow"/>
         </w:rPr>
-        <w:t>ProjectPulse</w:t>
-      </w:r>
-      <w:proofErr w:type="spellEnd"/>
+        <w:t>Client &amp; Project Organizer – "</w:t>
+      </w:r>
+      <w:proofErr w:type="spellStart"/>
       <w:r>
         <w:rPr>
           <w:rFonts w:ascii="Google Sans" w:eastAsia="Times New Roman" w:hAnsi="Google Sans" w:cs="Times New Roman"/>
@@ -62,6 +92,19 @@
           <w:szCs w:val="36"/>
           <w:highlight w:val="yellow"/>
         </w:rPr>
+        <w:t>ProjectPulse</w:t>
+      </w:r>
+      <w:proofErr w:type="spellEnd"/>
+      <w:r>
+        <w:rPr>
+          <w:rFonts w:ascii="Google Sans" w:eastAsia="Times New Roman" w:hAnsi="Google Sans" w:cs="Times New Roman"/>
+          <w:b/>
+          <w:bCs/>
+          <w:color w:val="131314"/>
+          <w:sz w:val="36"/>
+          <w:szCs w:val="36"/>
+          <w:highlight w:val="yellow"/>
+        </w:rPr>
         <w:t>"</w:t>
       </w:r>
     </w:p>
@@ -424,7 +467,7 @@
           <w:sz w:val="21"/>
           <w:szCs w:val="21"/>
         </w:rPr>
-        <w:t>File storage (AWS S3 or local dev storage).</w:t>
+        <w:t>File storage (local dev storage).</w:t>
       </w:r>
     </w:p>
     <w:p>
@@ -450,7 +493,25 @@
           <w:sz w:val="21"/>
           <w:szCs w:val="21"/>
         </w:rPr>
-        <w:t>Database schema design (PostgreSQL/MySQL).</w:t>
+        <w:t>Database schema design (</w:t>
+      </w:r>
+      <w:r>
+        <w:rPr>
+          <w:rFonts w:ascii="Google Sans" w:eastAsia="Times New Roman" w:hAnsi="Google Sans" w:cs="Times New Roman"/>
+          <w:color w:val="131314"/>
+          <w:sz w:val="21"/>
+          <w:szCs w:val="21"/>
+        </w:rPr>
+        <w:t>SQL lite</w:t>
+      </w:r>
+      <w:r>
+        <w:rPr>
+          <w:rFonts w:ascii="Google Sans" w:eastAsia="Times New Roman" w:hAnsi="Google Sans" w:cs="Times New Roman"/>
+          <w:color w:val="131314"/>
+          <w:sz w:val="21"/>
+          <w:szCs w:val="21"/>
+        </w:rPr>
+        <w:t>).</w:t>
       </w:r>
     </w:p>
     <w:p>
@@ -637,6 +698,7 @@
         </w:numPr>
       </w:pPr>
       <w:r>
+        <w:lastRenderedPageBreak/>
         <w:t xml:space="preserve">AWS task: Create your </w:t>
       </w:r>
       <w:r>
@@ -678,7 +740,6 @@
         </w:numPr>
       </w:pPr>
       <w:r>
-        <w:lastRenderedPageBreak/>
         <w:t>Build authentication endpoints as before.</w:t>
       </w:r>
     </w:p>
@@ -979,6 +1040,7 @@
         <w:pStyle w:val="Heading2"/>
       </w:pPr>
       <w:r>
+        <w:lastRenderedPageBreak/>
         <w:t>Phase 3 – Deployment &amp; Advanced AWS (Weeks 9–12)</w:t>
       </w:r>
     </w:p>
@@ -1014,7 +1076,6 @@
         </w:numPr>
       </w:pPr>
       <w:r>
-        <w:lastRenderedPageBreak/>
         <w:t xml:space="preserve">AWS task: Deploy your backend API using </w:t>
       </w:r>
       <w:r>
@@ -1317,6 +1378,7 @@
         </w:numPr>
       </w:pPr>
       <w:r>
+        <w:lastRenderedPageBreak/>
         <w:t>11:00–11:30 — Educator activity</w:t>
       </w:r>
     </w:p>
@@ -1365,7 +1427,6 @@
         </w:numPr>
       </w:pPr>
       <w:r>
-        <w:lastRenderedPageBreak/>
         <w:t>1:45–3:00 — Build: Create /status endpoint returning JSON</w:t>
       </w:r>
     </w:p>
@@ -1709,6 +1770,7 @@
         </w:numPr>
       </w:pPr>
       <w:r>
+        <w:lastRenderedPageBreak/>
         <w:t>11:30–12:00 — Learn: Database migrations basics</w:t>
       </w:r>
     </w:p>
@@ -1750,7 +1812,6 @@
     </w:p>
     <w:p>
       <w:r>
-        <w:lastRenderedPageBreak/>
         <w:pict>
           <v:rect id="_x0000_i1322" style="width:0;height:1.5pt" o:hralign="center" o:hrstd="t" o:hr="t" fillcolor="#a0a0a0" stroked="f"/>
         </w:pict>
@@ -2080,6 +2141,7 @@
         <w:pStyle w:val="Heading3"/>
       </w:pPr>
       <w:r>
+        <w:lastRenderedPageBreak/>
         <w:t>Tuesday</w:t>
       </w:r>
     </w:p>
@@ -2128,7 +2190,6 @@
         </w:numPr>
       </w:pPr>
       <w:r>
-        <w:lastRenderedPageBreak/>
         <w:t>1:15–1:45 — Break</w:t>
       </w:r>
     </w:p>
@@ -2428,6 +2489,7 @@
         </w:numPr>
       </w:pPr>
       <w:r>
+        <w:lastRenderedPageBreak/>
         <w:t>11:00–11:30 — Educator activity</w:t>
       </w:r>
     </w:p>
@@ -2476,7 +2538,6 @@
         </w:numPr>
       </w:pPr>
       <w:r>
-        <w:lastRenderedPageBreak/>
         <w:t>1:45–3:00 — Build + AWS: Test S3 uploads &amp; update DB with file URLs</w:t>
       </w:r>
     </w:p>
@@ -2795,6 +2856,7 @@
         <w:pStyle w:val="Heading3"/>
       </w:pPr>
       <w:r>
+        <w:lastRenderedPageBreak/>
         <w:t>Tuesday</w:t>
       </w:r>
     </w:p>
@@ -2819,7 +2881,6 @@
         </w:numPr>
       </w:pPr>
       <w:r>
-        <w:lastRenderedPageBreak/>
         <w:t>11:30–12:00 — Learn: API Gateway basics for Lambda HTTP endpoints</w:t>
       </w:r>
     </w:p>
@@ -3161,6 +3222,7 @@
         <w:rPr>
           <w:rStyle w:val="Strong"/>
         </w:rPr>
+        <w:lastRenderedPageBreak/>
         <w:t>Weeks 9–12</w:t>
       </w:r>
       <w:r>
@@ -3176,7 +3238,6 @@
         <w:rPr>
           <w:rStyle w:val="Strong"/>
         </w:rPr>
-        <w:lastRenderedPageBreak/>
         <w:t>Weeks</w:t>
       </w:r>
       <w:proofErr w:type="gramEnd"/>
@@ -3496,6 +3557,7 @@
         </w:numPr>
       </w:pPr>
       <w:r>
+        <w:lastRenderedPageBreak/>
         <w:t>1:15–1:45 — Break</w:t>
       </w:r>
     </w:p>
@@ -3516,7 +3578,6 @@
         <w:pStyle w:val="Heading3"/>
       </w:pPr>
       <w:r>
-        <w:lastRenderedPageBreak/>
         <w:t>Tuesday</w:t>
       </w:r>
     </w:p>
@@ -3861,6 +3922,7 @@
         </w:numPr>
       </w:pPr>
       <w:r>
+        <w:lastRenderedPageBreak/>
         <w:t>12:00–1:15 — AWS Task: Set up basic uptime monitoring &amp; alerts (</w:t>
       </w:r>
       <w:proofErr w:type="spellStart"/>
@@ -3893,7 +3955,6 @@
         </w:numPr>
       </w:pPr>
       <w:r>
-        <w:lastRenderedPageBreak/>
         <w:t>1:45–3:00 — Polish logging, monitoring, and error handling for Thursday demo</w:t>
       </w:r>
     </w:p>
@@ -4216,6 +4277,7 @@
           <w:sz w:val="24"/>
           <w:szCs w:val="24"/>
         </w:rPr>
+        <w:lastRenderedPageBreak/>
         <w:t>Most entry-level backend positions today expect at least basic cloud familiarity. Project 2 gives you:</w:t>
       </w:r>
     </w:p>
@@ -4240,7 +4302,6 @@
           <w:sz w:val="24"/>
           <w:szCs w:val="24"/>
         </w:rPr>
-        <w:lastRenderedPageBreak/>
         <w:t>Real cloud deployment experience</w:t>
       </w:r>
       <w:r>
@@ -5080,6 +5141,7 @@
           <w:sz w:val="24"/>
           <w:szCs w:val="24"/>
         </w:rPr>
+        <w:lastRenderedPageBreak/>
         <w:t>The only downside is slightly higher complexity, but the roadmap handles this well by:</w:t>
       </w:r>
     </w:p>
@@ -5102,7 +5164,6 @@
           <w:sz w:val="24"/>
           <w:szCs w:val="24"/>
         </w:rPr>
-        <w:lastRenderedPageBreak/>
         <w:t>Introducing AWS concepts gradually</w:t>
       </w:r>
     </w:p>
@@ -5508,6 +5569,7 @@
         <w:rPr>
           <w:rStyle w:val="Strong"/>
         </w:rPr>
+        <w:lastRenderedPageBreak/>
         <w:t>Hands-On:</w:t>
       </w:r>
       <w:r>
@@ -5523,7 +5585,6 @@
         <w:pStyle w:val="Heading4"/>
       </w:pPr>
       <w:r>
-        <w:lastRenderedPageBreak/>
         <w:t xml:space="preserve">4. </w:t>
       </w:r>
       <w:r>
@@ -5965,6 +6026,7 @@
         <w:rPr>
           <w:rStyle w:val="Strong"/>
         </w:rPr>
+        <w:lastRenderedPageBreak/>
         <w:t>AWS Practice Exam</w:t>
       </w:r>
       <w:r>
@@ -5984,7 +6046,6 @@
         <w:pStyle w:val="Heading3"/>
       </w:pPr>
       <w:r>
-        <w:lastRenderedPageBreak/>
         <w:t>How to use these resources</w:t>
       </w:r>
     </w:p>
@@ -6044,10 +6105,7 @@
         <w:t>Save videos/playlists for review or deeper dives on weekends if you want.</w:t>
       </w:r>
     </w:p>
-    <w:p>
-      <w:bookmarkStart w:id="0" w:name="_GoBack"/>
-      <w:bookmarkEnd w:id="0"/>
-    </w:p>
+    <w:p/>
     <w:sectPr>
       <w:pgSz w:w="12240" w:h="15840"/>
       <w:pgMar w:top="1440" w:right="1440" w:bottom="1440" w:left="1440" w:header="720" w:footer="720" w:gutter="0"/>
